--- a/manuscript/ESM_1.docx
+++ b/manuscript/ESM_1.docx
@@ -71,7 +71,7 @@
         <w:rPr>
           <w:b w:val="0"/>
         </w:rPr>
-        <w:t>The control separates them by a single change. The full five-dimensional sweep is repeated with ε set to zero and everything else, including the six evidence levels, the starting point at half the critical coupling for the prevailing threshold, the excess grid and the solver settings, held fixed. With the evidence channel off the six levels must give one exponent, because the capacity block then depends on the evidence level only through the constant a, and the excess is measured in units of the corresponding κ_c.</w:t>
+        <w:t>The control separates them by a single change. The full five-dimensional sweep is repeated with ε set to zero and everything else, including the six evidence levels, the starting point at half the critical coupling for the prevailing threshold, the excess grid and the solver settings, held fixed. With the evidence channel off the capacity block depends on the evidence level only through the constant a, and the excess is measured in units of the corresponding κ_c; the asymptotic exponent is then one half at every level, but an exponent fitted over a finite range of excess may still differ between levels, because the scaled first-stage equation retains a dependence on a (below).</w:t>
       </w:r>
     </w:p>
     <w:p>
@@ -711,7 +711,7 @@
         <w:rPr>
           <w:b w:val="0"/>
         </w:rPr>
-        <w:t>With the channel off the six levels agree to within 0.007 in the full-range exponent (0.570 to 0.577) and to within 0.005 in the small-excess exponent (0.527 to 0.532), across a threshold range of a factor of four, against a spread of 0.146 in the same column with the channel on; the residual spread is the finite grid and the solver tolerance, not the threshold. At Q₀ = 1 the two sweeps agree to every digit reported, because z &gt; 0 on the branch makes the only inflow term proportional to 1 − Q, which vanishes there, so the evidence coordinate is stationary and ε cannot act.</w:t>
+        <w:t>With the channel off the six levels agree to within 0.007 in the full-range exponent (0.570 to 0.577) and to within 0.005 in the small-excess exponent (0.527 to 0.532), across a threshold range of a factor of four, against a spread of 0.146 in the same column with the channel on. Switching the channel off therefore removes most of the spread between levels; the small spread that remains is not analysed further, and since the first-stage equation in scaled variables, dy/dτ = (1 − ay)(y² − y + K) with r₁ = ay, κ = a²K and τ = at, retains a dependence on a, a finite-range exponent is not expected to be identical across thresholds even where the asymptotic exponent is one half in each case. At Q₀ = 1 the two sweeps agree to every digit reported, because z &gt; 0 on the branch makes the only inflow term proportional to 1 − Q, which vanishes there, so the evidence coordinate is stationary and ε cannot act.</w:t>
       </w:r>
     </w:p>
     <w:p>
@@ -719,7 +719,7 @@
         <w:rPr>
           <w:b w:val="0"/>
         </w:rPr>
-        <w:t>Continuing the control to smaller excess confirms that the residual curvature is the asymptote and nothing else. At Q₀ = 0.5 the local slope between consecutive excesses is 0.512 at 3.2 × 10⁻³, 0.508 at 1.4 × 10⁻³, 0.505 at 7.1 × 10⁻⁴ and 0.504 at 3.2 × 10⁻⁴; at Q₀ = 0 the same sequence is 0.510, 0.507, 0.505 and 0.503. Both approach one half from above, at the same rate, at thresholds differing by a factor of 1.23.</w:t>
+        <w:t>Continuing the control to smaller excess shows the approach to the asymptote over the range computed. At Q₀ = 0.5 the local slope between consecutive excesses is 0.512 at 3.2 × 10⁻³, 0.508 at 1.4 × 10⁻³, 0.505 at 7.1 × 10⁻⁴ and 0.504 at 3.2 × 10⁻⁴; at Q₀ = 0 the same sequence is 0.510, 0.507, 0.505 and 0.503. Both approach one half from above at the two thresholds examined, which differ by a factor of 1.23.</w:t>
       </w:r>
     </w:p>
     <w:p>
@@ -727,7 +727,7 @@
         <w:rPr>
           <w:b w:val="0"/>
         </w:rPr>
-        <w:t>One alternative explanation is excluded arithmetically rather than numerically. Every sweep starts on the exact partial branch at κ = κ_c/2, and the first stage there is r₁ = a(1 − 1/√2)/2, while the branch remnant at κ_c is r₁ = a/2. The ratio is 1 − 1/√2 = 0.2929 at every threshold, since a cancels. The starting point is therefore the same fraction of the way to the fold at every evidence level and cannot produce a spread across levels.</w:t>
+        <w:t>One alternative explanation is excluded arithmetically rather than numerically. Every sweep starts on the exact partial branch at κ = κ_c/2, and the first stage there is r₁ = a(1 − 1/√2)/2, while the branch remnant at κ_c is r₁ = a/2. The ratio is 1 − 1/√2 = 0.2929 at every threshold, since a cancels. The starting point is therefore the same fraction of the way to the fold at every evidence level, so a difference in the normalised initial position does not account for a spread across levels; a difference in the dynamics through the threshold a is not excluded by this argument.</w:t>
       </w:r>
     </w:p>
     <w:p>
